--- a/Final_Project_Report.docx
+++ b/Final_Project_Report.docx
@@ -908,7 +908,7 @@
         <w:t xml:space="preserve"> </w:t>
       </w:r>
       <w:r>
-        <w:t xml:space="preserve">Categorical tags were converted into numerical data using</w:t>
+        <w:t xml:space="preserve">Categorical tags (Length, Color, Design, Shape) were converted into numerical vectors using</w:t>
       </w:r>
       <w:r>
         <w:t xml:space="preserve"> </w:t>
@@ -921,7 +921,40 @@
         <w:t xml:space="preserve">One-Hot Encoding</w:t>
       </w:r>
       <w:r>
-        <w:t xml:space="preserve">.</w:t>
+        <w:t xml:space="preserve">. This process expanded the sparse feature space, allowing the model to treat each attribute (e.g.,</w:t>
+      </w:r>
+      <w:r>
+        <w:t xml:space="preserve"> </w:t>
+      </w:r>
+      <w:r>
+        <w:t xml:space="preserve">“</w:t>
+      </w:r>
+      <w:r>
+        <w:t xml:space="preserve">nude</w:t>
+      </w:r>
+      <w:r>
+        <w:t xml:space="preserve">”</w:t>
+      </w:r>
+      <w:r>
+        <w:t xml:space="preserve"> </w:t>
+      </w:r>
+      <w:r>
+        <w:t xml:space="preserve">or</w:t>
+      </w:r>
+      <w:r>
+        <w:t xml:space="preserve"> </w:t>
+      </w:r>
+      <w:r>
+        <w:t xml:space="preserve">“</w:t>
+      </w:r>
+      <w:r>
+        <w:t xml:space="preserve">matte</w:t>
+      </w:r>
+      <w:r>
+        <w:t xml:space="preserve">”</w:t>
+      </w:r>
+      <w:r>
+        <w:t xml:space="preserve">) as an independent dimension.</w:t>
       </w:r>
     </w:p>
     <w:p>
@@ -959,7 +992,19 @@
         <w:t xml:space="preserve"> </w:t>
       </w:r>
       <w:r>
-        <w:t xml:space="preserve">(via Scikit-Learn).</w:t>
+        <w:t xml:space="preserve">(via Scikit-Learn’s</w:t>
+      </w:r>
+      <w:r>
+        <w:t xml:space="preserve"> </w:t>
+      </w:r>
+      <w:r>
+        <w:rPr>
+          <w:rStyle w:val="VerbatimChar"/>
+        </w:rPr>
+        <w:t xml:space="preserve">SVC</w:t>
+      </w:r>
+      <w:r>
+        <w:t xml:space="preserve">). The linear kernel was chosen to find the optimal separating hyperplane in the high-dimensional tag space while maintaining high interpretability.</w:t>
       </w:r>
     </w:p>
     <w:p>
@@ -975,13 +1020,51 @@
           <w:bCs/>
           <w:b/>
         </w:rPr>
+        <w:t xml:space="preserve">Implementation Details:</w:t>
+      </w:r>
+      <w:r>
+        <w:t xml:space="preserve"> </w:t>
+      </w:r>
+      <w:r>
+        <w:t xml:space="preserve">The model was trained with probability estimation enabled to allow for AUROC calculation. To ensure the results were not due to an advantageous data split, I used</w:t>
+      </w:r>
+      <w:r>
+        <w:t xml:space="preserve"> </w:t>
+      </w:r>
+      <w:r>
+        <w:rPr>
+          <w:bCs/>
+          <w:b/>
+        </w:rPr>
+        <w:t xml:space="preserve">5-Fold Cross-Validation</w:t>
+      </w:r>
+      <w:r>
+        <w:t xml:space="preserve"> </w:t>
+      </w:r>
+      <w:r>
+        <w:t xml:space="preserve">to assess the model’s stability across the entire dataset.</w:t>
+      </w:r>
+    </w:p>
+    <w:p>
+      <w:pPr>
+        <w:numPr>
+          <w:ilvl w:val="0"/>
+          <w:numId w:val="1007"/>
+        </w:numPr>
+        <w:pStyle w:val="Compact"/>
+      </w:pPr>
+      <w:r>
+        <w:rPr>
+          <w:bCs/>
+          <w:b/>
+        </w:rPr>
         <w:t xml:space="preserve">Rationale:</w:t>
       </w:r>
       <w:r>
         <w:t xml:space="preserve"> </w:t>
       </w:r>
       <w:r>
-        <w:t xml:space="preserve">The linear kernel allows for</w:t>
+        <w:t xml:space="preserve">The linear kernel allows for direct</w:t>
       </w:r>
       <w:r>
         <w:t xml:space="preserve"> </w:t>
@@ -999,7 +1082,7 @@
         <w:t xml:space="preserve"> </w:t>
       </w:r>
       <w:r>
-        <w:t xml:space="preserve">analysis, revealing which specific descriptors drive the preference model.</w:t>
+        <w:t xml:space="preserve">analysis by extracting the mathematical weights (coefficients) assigned to each one-hot encoded tag, revealing exactly which attributes drive the preference model.</w:t>
       </w:r>
     </w:p>
     <w:bookmarkEnd w:id="33"/>
@@ -1031,7 +1114,7 @@
         <w:t xml:space="preserve"> </w:t>
       </w:r>
       <w:r>
-        <w:t xml:space="preserve">ResNet-18 (via PyTorch).</w:t>
+        <w:t xml:space="preserve">ResNet-18 architecture implemented via PyTorch.</w:t>
       </w:r>
     </w:p>
     <w:p>
@@ -1047,13 +1130,13 @@
           <w:bCs/>
           <w:b/>
         </w:rPr>
-        <w:t xml:space="preserve">Transfer Learning:</w:t>
-      </w:r>
-      <w:r>
-        <w:t xml:space="preserve"> </w:t>
-      </w:r>
-      <w:r>
-        <w:t xml:space="preserve">Used weights pre-trained on ImageNet and</w:t>
+        <w:t xml:space="preserve">Preprocessing &amp; Augmentation:</w:t>
+      </w:r>
+      <w:r>
+        <w:t xml:space="preserve"> </w:t>
+      </w:r>
+      <w:r>
+        <w:t xml:space="preserve">Images were resized to</w:t>
       </w:r>
       <w:r>
         <w:t xml:space="preserve"> </w:t>
@@ -1063,13 +1146,156 @@
           <w:bCs/>
           <w:b/>
         </w:rPr>
-        <w:t xml:space="preserve">unfroze the final residual block (layer4)</w:t>
-      </w:r>
-      <w:r>
-        <w:t xml:space="preserve"> </w:t>
-      </w:r>
-      <w:r>
-        <w:t xml:space="preserve">of the ResNet.</w:t>
+        <w:t xml:space="preserve">224x224 pixels</w:t>
+      </w:r>
+      <w:r>
+        <w:t xml:space="preserve"> </w:t>
+      </w:r>
+      <w:r>
+        <w:t xml:space="preserve">and normalized using ImageNet mean and standard deviation. To prevent overfitting on the small dataset, I applied</w:t>
+      </w:r>
+      <w:r>
+        <w:t xml:space="preserve"> </w:t>
+      </w:r>
+      <w:r>
+        <w:rPr>
+          <w:bCs/>
+          <w:b/>
+        </w:rPr>
+        <w:t xml:space="preserve">Data Augmentation</w:t>
+      </w:r>
+      <w:r>
+        <w:t xml:space="preserve">, including random horizontal flips and random rotations up to 20 degrees.</w:t>
+      </w:r>
+    </w:p>
+    <w:p>
+      <w:pPr>
+        <w:numPr>
+          <w:ilvl w:val="0"/>
+          <w:numId w:val="1008"/>
+        </w:numPr>
+        <w:pStyle w:val="Compact"/>
+      </w:pPr>
+      <w:r>
+        <w:rPr>
+          <w:bCs/>
+          <w:b/>
+        </w:rPr>
+        <w:t xml:space="preserve">Architecture Modification:</w:t>
+      </w:r>
+      <w:r>
+        <w:t xml:space="preserve"> </w:t>
+      </w:r>
+      <w:r>
+        <w:t xml:space="preserve">I utilized</w:t>
+      </w:r>
+      <w:r>
+        <w:t xml:space="preserve"> </w:t>
+      </w:r>
+      <w:r>
+        <w:rPr>
+          <w:bCs/>
+          <w:b/>
+        </w:rPr>
+        <w:t xml:space="preserve">Transfer Learning</w:t>
+      </w:r>
+      <w:r>
+        <w:t xml:space="preserve"> </w:t>
+      </w:r>
+      <w:r>
+        <w:t xml:space="preserve">with weights pre-trained on ImageNet. The original 1000-class fully connected head was replaced with a new linear layer consisting of 2 output nodes (Yes/No).</w:t>
+      </w:r>
+    </w:p>
+    <w:p>
+      <w:pPr>
+        <w:numPr>
+          <w:ilvl w:val="0"/>
+          <w:numId w:val="1008"/>
+        </w:numPr>
+        <w:pStyle w:val="Compact"/>
+      </w:pPr>
+      <w:r>
+        <w:rPr>
+          <w:bCs/>
+          <w:b/>
+        </w:rPr>
+        <w:t xml:space="preserve">Fine-Tuning Strategy:</w:t>
+      </w:r>
+      <w:r>
+        <w:t xml:space="preserve"> </w:t>
+      </w:r>
+      <w:r>
+        <w:t xml:space="preserve">I employed a partial freezing strategy where the early convolutional layers were frozen to retain general visual knowledge (edges, textures), while the</w:t>
+      </w:r>
+      <w:r>
+        <w:t xml:space="preserve"> </w:t>
+      </w:r>
+      <w:r>
+        <w:rPr>
+          <w:bCs/>
+          <w:b/>
+        </w:rPr>
+        <w:t xml:space="preserve">final residual block (layer4)</w:t>
+      </w:r>
+      <w:r>
+        <w:t xml:space="preserve"> </w:t>
+      </w:r>
+      <w:r>
+        <w:t xml:space="preserve">and the classification head were unfrozen for domain-specific fine-tuning.</w:t>
+      </w:r>
+    </w:p>
+    <w:p>
+      <w:pPr>
+        <w:numPr>
+          <w:ilvl w:val="0"/>
+          <w:numId w:val="1008"/>
+        </w:numPr>
+        <w:pStyle w:val="Compact"/>
+      </w:pPr>
+      <w:r>
+        <w:rPr>
+          <w:bCs/>
+          <w:b/>
+        </w:rPr>
+        <w:t xml:space="preserve">Training Setup:</w:t>
+      </w:r>
+      <w:r>
+        <w:t xml:space="preserve"> </w:t>
+      </w:r>
+      <w:r>
+        <w:t xml:space="preserve">The model was optimized using</w:t>
+      </w:r>
+      <w:r>
+        <w:t xml:space="preserve"> </w:t>
+      </w:r>
+      <w:r>
+        <w:rPr>
+          <w:bCs/>
+          <w:b/>
+        </w:rPr>
+        <w:t xml:space="preserve">Stochastic Gradient Descent (SGD)</w:t>
+      </w:r>
+      <w:r>
+        <w:t xml:space="preserve"> </w:t>
+      </w:r>
+      <w:r>
+        <w:t xml:space="preserve">with a momentum of 0.9 and a learning rate of 0.001, minimizing</w:t>
+      </w:r>
+      <w:r>
+        <w:t xml:space="preserve"> </w:t>
+      </w:r>
+      <w:r>
+        <w:rPr>
+          <w:bCs/>
+          <w:b/>
+        </w:rPr>
+        <w:t xml:space="preserve">Cross-Entropy Loss</w:t>
+      </w:r>
+      <w:r>
+        <w:t xml:space="preserve"> </w:t>
+      </w:r>
+      <w:r>
+        <w:t xml:space="preserve">over 12 epochs.</w:t>
       </w:r>
     </w:p>
     <w:p>

--- a/Final_Project_Report.docx
+++ b/Final_Project_Report.docx
@@ -107,13 +107,13 @@
           <w:bCs/>
           <w:b/>
         </w:rPr>
-        <w:t xml:space="preserve">Motivation:</w:t>
-      </w:r>
-      <w:r>
-        <w:br/>
-      </w:r>
-      <w:r>
-        <w:t xml:space="preserve">In this homework, I wanted to create a dataset of preferences and then I tried what is better: my own features (semantic tags) or the CNN models. In the future, this model that knows my nail preferences can be used to help me in finding the design for my next nails.</w:t>
+        <w:t xml:space="preserve">Research Question:</w:t>
+      </w:r>
+      <w:r>
+        <w:br/>
+      </w:r>
+      <w:r>
+        <w:t xml:space="preserve">Can machine learning models effectively distinguish personal aesthetic preferences in manicure designs by comparing high-level semantic features (Method 1) against low-level pixel data (Method 2)?</w:t>
       </w:r>
     </w:p>
     <w:p>
@@ -125,13 +125,13 @@
           <w:bCs/>
           <w:b/>
         </w:rPr>
-        <w:t xml:space="preserve">Research Question:</w:t>
-      </w:r>
-      <w:r>
-        <w:br/>
-      </w:r>
-      <w:r>
-        <w:t xml:space="preserve">Can machine learning models effectively distinguish personal aesthetic preferences in manicure designs by comparing high-level semantic features (Method 1) against low-level pixel data (Method 2)?</w:t>
+        <w:t xml:space="preserve">Motivation:</w:t>
+      </w:r>
+      <w:r>
+        <w:br/>
+      </w:r>
+      <w:r>
+        <w:t xml:space="preserve">In this homework, I wanted to create a dataset of my own manicure preferences to see if AI could actually understand my personal taste. Aesthetics are very subjective, and I was curious to find out what would work better for such a small, personal dataset: high-level semantic features that I define myself (like color, shape, and design) or deep learning CNN models that look at raw pixels. Building this dataset was also a practical goal for me; since I often struggle to choose my next nail design, a model that truly knows my preferences could eventually serve as a personalized assistant to help me filter through thousands of online images and find exactly what I like for my next appointment.</w:t>
       </w:r>
     </w:p>
     <w:p>
